--- a/paper/paper.docx
+++ b/paper/paper.docx
@@ -26,7 +26,7 @@
         <w:t xml:space="preserve">Daniel D. Sjoberg, Genentech, South San Francisco, California, USA</w:t>
       </w:r>
     </w:p>
-    <w:bookmarkStart w:id="20" w:name="abstract"/>
+    <w:bookmarkStart w:id="9" w:name="abstract"/>
     <w:p>
       <w:pPr>
         <w:pStyle w:val="Heading2"/>
@@ -83,8 +83,8 @@
         <w:t xml:space="preserve">We will present the design of crane, share lessons learned from its implementation, and highlight how organizations can extend open-source tools with institution-specific functionality to balance flexibility with standardization.</w:t>
       </w:r>
     </w:p>
-    <w:bookmarkEnd w:id="20"/>
-    <w:bookmarkStart w:id="21" w:name="introduction"/>
+    <w:bookmarkEnd w:id="9"/>
+    <w:bookmarkStart w:id="10" w:name="introduction"/>
     <w:p>
       <w:pPr>
         <w:pStyle w:val="Heading2"/>
@@ -159,8 +159,8 @@
         <w:t xml:space="preserve">We will share lessons learned from its implementation and demonstrate how extending existing tools with institution-specific functionality can lower barriers to adoption, ultimately ensuring high-quality, standardized outputs across diverse global teams.</w:t>
       </w:r>
     </w:p>
-    <w:bookmarkEnd w:id="21"/>
-    <w:bookmarkStart w:id="22" w:name="gtsummary"/>
+    <w:bookmarkEnd w:id="10"/>
+    <w:bookmarkStart w:id="11" w:name="gtsummary"/>
     <w:p>
       <w:pPr>
         <w:pStyle w:val="Heading2"/>
@@ -343,8 +343,8 @@
         <w:t xml:space="preserve">It is this combination of ease-of-use, rigorous statistical underpinnings, and modern metadata support that makes {gtsummary} an ideal foundation for institutional extensions.</w:t>
       </w:r>
     </w:p>
-    <w:bookmarkEnd w:id="22"/>
-    <w:bookmarkStart w:id="23" w:name="crane"/>
+    <w:bookmarkEnd w:id="11"/>
+    <w:bookmarkStart w:id="12" w:name="crane"/>
     <w:p>
       <w:pPr>
         <w:pStyle w:val="Heading2"/>
@@ -3914,8 +3914,8 @@
         <w:t xml:space="preserve">workflow, leveraging Analysis Results Data to support complex efficacy reporting. By providing this institutional blueprint, {crane} allows Roche to maintain the flexibility of open-source software while enforcing the rigorous consistency demanded by the pharmaceutical industry.</w:t>
       </w:r>
     </w:p>
-    <w:bookmarkEnd w:id="23"/>
-    <w:bookmarkStart w:id="24" w:name="conclusion"/>
+    <w:bookmarkEnd w:id="12"/>
+    <w:bookmarkStart w:id="13" w:name="conclusion"/>
     <w:p>
       <w:pPr>
         <w:pStyle w:val="Heading2"/>
@@ -4014,7 +4014,7 @@
         <w:t xml:space="preserve">Ultimately, {crane} proves that when the power of the community is paired with the precision of institutional standards, the result is a significant gain in both efficiency and quality for clinical reporting.</w:t>
       </w:r>
     </w:p>
-    <w:bookmarkEnd w:id="24"/>
+    <w:bookmarkEnd w:id="13"/>
     <w:sectPr>
       <w:footnotePr>
         <w:numRestart w:val="eachSect"/>
@@ -4136,10 +4136,10 @@
   <w:docDefaults>
     <w:rPrDefault>
       <w:rPr>
-        <w:rFonts w:asciiTheme="minorHAnsi" w:cstheme="minorBidi" w:eastAsiaTheme="minorHAnsi" w:hAnsiTheme="minorHAnsi"/>
+        <w:rFonts w:asciiTheme="minorHAnsi" w:cstheme="minorBidi" w:eastAsiaTheme="minorEastAsia" w:hAnsiTheme="minorHAnsi"/>
         <w:sz w:val="24"/>
         <w:szCs w:val="24"/>
-        <w:lang w:bidi="ar-SA" w:eastAsia="en-US" w:val="en-US"/>
+        <w:lang w:bidi="ar-SA" w:eastAsia="zh-CN" w:val="en-US"/>
       </w:rPr>
     </w:rPrDefault>
     <w:pPrDefault>
@@ -4680,13 +4680,6 @@
       </w:tblCellMar>
     </w:tblPr>
     <w:tblStylePr w:type="firstRow">
-      <w:tblPr>
-        <w:jc w:val="left"/>
-        <w:tblInd w:type="dxa" w:w="0"/>
-      </w:tblPr>
-      <w:trPr>
-        <w:jc w:val="left"/>
-      </w:trPr>
       <w:tcPr>
         <w:tcBorders>
           <w:bottom w:val="single"/>
